--- a/flow/20230914_vu_template/drafts/2023-11-u/11-СБ-мчч.Мини, Віктора.docx
+++ b/flow/20230914_vu_template/drafts/2023-11-u/11-СБ-мчч.Мини, Віктора.docx
@@ -5856,6 +5856,75 @@
       </w:r>
     </w:p>
     <w:p>
+      <w:pPr/>
+      <w:r>
+        <w:rPr>
+          <w:rFonts w:ascii="Times New Roman" w:hAnsi="Times New Roman"/>
+          <w:i/>
+          <w:color w:val="FF0000"/>
+          <w:sz w:val="24"/>
+        </w:rPr>
+        <w:t>Тропар (г. 4):</w:t>
+      </w:r>
+      <w:r>
+        <w:rPr>
+          <w:rFonts w:ascii="Times New Roman" w:hAnsi="Times New Roman"/>
+          <w:color w:val="FF0000"/>
+          <w:sz w:val="24"/>
+        </w:rPr>
+        <w:t xml:space="preserve"> </w:t>
+      </w:r>
+      <w:r>
+        <w:rPr>
+          <w:rFonts w:ascii="Times New Roman" w:hAnsi="Times New Roman"/>
+          <w:color w:val="000000"/>
+          <w:sz w:val="24"/>
+        </w:rPr>
+        <w:t xml:space="preserve">Господи слави і всіх Сотворителю,* ти явив у світі страстотерпців і мучеників,* прикрашених добрими ділами,* що приймають непереможну перемогу. </w:t>
+      </w:r>
+    </w:p>
+    <w:p>
+      <w:pPr/>
+      <w:r>
+        <w:rPr>
+          <w:rFonts w:ascii="Times New Roman" w:hAnsi="Times New Roman"/>
+          <w:i/>
+          <w:color w:val="FF0000"/>
+          <w:sz w:val="24"/>
+        </w:rPr>
+        <w:t>Тропар (г. 8):</w:t>
+      </w:r>
+      <w:r>
+        <w:rPr>
+          <w:rFonts w:ascii="Times New Roman" w:hAnsi="Times New Roman"/>
+          <w:color w:val="FF0000"/>
+          <w:sz w:val="24"/>
+        </w:rPr>
+        <w:t xml:space="preserve"> </w:t>
+      </w:r>
+      <w:r>
+        <w:rPr>
+          <w:rFonts w:ascii="Times New Roman" w:hAnsi="Times New Roman"/>
+          <w:color w:val="000000"/>
+          <w:sz w:val="24"/>
+        </w:rPr>
+        <w:t>Православ’я наставнику, благочестя учителю* і чистоти вселенної світильнику,* монахів богонатхненна прикрасо, Теодоре премудрий,* ученням твоїм ти все просвітив, сопілко духовна.* Моли Христа Бога, щоб спаслися душі наші.</w:t>
+      </w:r>
+    </w:p>
+    <w:p>
+      <w:pPr/>
+      <w:r>
+        <w:rPr>
+          <w:b/>
+        </w:rPr>
+        <w:t xml:space="preserve">І нині: </w:t>
+      </w:r>
+      <w:r>
+        <w:rPr/>
+        <w:t>богородичний</w:t>
+      </w:r>
+    </w:p>
+    <w:p>
       <w:pPr>
         <w:pStyle w:val="Heading3"/>
         <w:spacing w:after="120" w:before="0" w:lineRule="auto"/>
@@ -6402,6 +6471,75 @@
         <w:rPr>
           <w:rtl w:val="0"/>
         </w:rPr>
+      </w:r>
+    </w:p>
+    <w:p>
+      <w:pPr/>
+      <w:r>
+        <w:rPr>
+          <w:rFonts w:ascii="Times New Roman" w:hAnsi="Times New Roman"/>
+          <w:i/>
+          <w:color w:val="FF0000"/>
+          <w:sz w:val="24"/>
+        </w:rPr>
+        <w:t>Тропар (г. 4):</w:t>
+      </w:r>
+      <w:r>
+        <w:rPr>
+          <w:rFonts w:ascii="Times New Roman" w:hAnsi="Times New Roman"/>
+          <w:color w:val="FF0000"/>
+          <w:sz w:val="24"/>
+        </w:rPr>
+        <w:t xml:space="preserve"> </w:t>
+      </w:r>
+      <w:r>
+        <w:rPr>
+          <w:rFonts w:ascii="Times New Roman" w:hAnsi="Times New Roman"/>
+          <w:color w:val="000000"/>
+          <w:sz w:val="24"/>
+        </w:rPr>
+        <w:t xml:space="preserve">Господи слави і всіх Сотворителю,* ти явив у світі страстотерпців і мучеників,* прикрашених добрими ділами,* що приймають непереможну перемогу. </w:t>
+      </w:r>
+    </w:p>
+    <w:p>
+      <w:pPr/>
+      <w:r>
+        <w:rPr>
+          <w:rFonts w:ascii="Times New Roman" w:hAnsi="Times New Roman"/>
+          <w:i/>
+          <w:color w:val="FF0000"/>
+          <w:sz w:val="24"/>
+        </w:rPr>
+        <w:t>Тропар (г. 8):</w:t>
+      </w:r>
+      <w:r>
+        <w:rPr>
+          <w:rFonts w:ascii="Times New Roman" w:hAnsi="Times New Roman"/>
+          <w:color w:val="FF0000"/>
+          <w:sz w:val="24"/>
+        </w:rPr>
+        <w:t xml:space="preserve"> </w:t>
+      </w:r>
+      <w:r>
+        <w:rPr>
+          <w:rFonts w:ascii="Times New Roman" w:hAnsi="Times New Roman"/>
+          <w:color w:val="000000"/>
+          <w:sz w:val="24"/>
+        </w:rPr>
+        <w:t>Православ’я наставнику, благочестя учителю* і чистоти вселенної світильнику,* монахів богонатхненна прикрасо, Теодоре премудрий,* ученням твоїм ти все просвітив, сопілко духовна.* Моли Христа Бога, щоб спаслися душі наші.</w:t>
+      </w:r>
+    </w:p>
+    <w:p>
+      <w:pPr/>
+      <w:r>
+        <w:rPr>
+          <w:b/>
+        </w:rPr>
+        <w:t xml:space="preserve">І нині: </w:t>
+      </w:r>
+      <w:r>
+        <w:rPr/>
+        <w:t>богородичний</w:t>
       </w:r>
     </w:p>
     <w:p>
@@ -10912,10 +11050,9 @@
           <w:rFonts w:ascii="Times New Roman" w:cs="Times New Roman" w:eastAsia="Times New Roman" w:hAnsi="Times New Roman"/>
           <w:i w:val="1"/>
           <w:color w:val="ff0000"/>
-          <w:highlight w:val="yellow"/>
-          <w:rtl w:val="0"/>
-        </w:rPr>
-        <w:t xml:space="preserve">???</w:t>
+          <w:rtl w:val="0"/>
+        </w:rPr>
+        <w:t>4</w:t>
       </w:r>
       <w:r>
         <w:rPr>
@@ -11307,6 +11444,75 @@
       </w:r>
     </w:p>
     <w:p>
+      <w:pPr/>
+      <w:r>
+        <w:rPr>
+          <w:rFonts w:ascii="Times New Roman" w:hAnsi="Times New Roman"/>
+          <w:i/>
+          <w:color w:val="FF0000"/>
+          <w:sz w:val="24"/>
+        </w:rPr>
+        <w:t>Тропар (г. 4):</w:t>
+      </w:r>
+      <w:r>
+        <w:rPr>
+          <w:rFonts w:ascii="Times New Roman" w:hAnsi="Times New Roman"/>
+          <w:color w:val="FF0000"/>
+          <w:sz w:val="24"/>
+        </w:rPr>
+        <w:t xml:space="preserve"> </w:t>
+      </w:r>
+      <w:r>
+        <w:rPr>
+          <w:rFonts w:ascii="Times New Roman" w:hAnsi="Times New Roman"/>
+          <w:color w:val="000000"/>
+          <w:sz w:val="24"/>
+        </w:rPr>
+        <w:t xml:space="preserve">Господи слави і всіх Сотворителю,* ти явив у світі страстотерпців і мучеників,* прикрашених добрими ділами,* що приймають непереможну перемогу. </w:t>
+      </w:r>
+    </w:p>
+    <w:p>
+      <w:pPr/>
+      <w:r>
+        <w:rPr>
+          <w:rFonts w:ascii="Times New Roman" w:hAnsi="Times New Roman"/>
+          <w:i/>
+          <w:color w:val="FF0000"/>
+          <w:sz w:val="24"/>
+        </w:rPr>
+        <w:t>Тропар (г. 8):</w:t>
+      </w:r>
+      <w:r>
+        <w:rPr>
+          <w:rFonts w:ascii="Times New Roman" w:hAnsi="Times New Roman"/>
+          <w:color w:val="FF0000"/>
+          <w:sz w:val="24"/>
+        </w:rPr>
+        <w:t xml:space="preserve"> </w:t>
+      </w:r>
+      <w:r>
+        <w:rPr>
+          <w:rFonts w:ascii="Times New Roman" w:hAnsi="Times New Roman"/>
+          <w:color w:val="000000"/>
+          <w:sz w:val="24"/>
+        </w:rPr>
+        <w:t>Православ’я наставнику, благочестя учителю* і чистоти вселенної світильнику,* монахів богонатхненна прикрасо, Теодоре премудрий,* ученням твоїм ти все просвітив, сопілко духовна.* Моли Христа Бога, щоб спаслися душі наші.</w:t>
+      </w:r>
+    </w:p>
+    <w:p>
+      <w:pPr/>
+      <w:r>
+        <w:rPr>
+          <w:b/>
+        </w:rPr>
+        <w:t xml:space="preserve">І нині: </w:t>
+      </w:r>
+      <w:r>
+        <w:rPr/>
+        <w:t>богородичний</w:t>
+      </w:r>
+    </w:p>
+    <w:p>
       <w:pPr>
         <w:pStyle w:val="Heading3"/>
         <w:spacing w:after="120" w:before="0" w:lineRule="auto"/>
@@ -11781,6 +11987,75 @@
       </w:r>
     </w:p>
     <w:p>
+      <w:pPr/>
+      <w:r>
+        <w:rPr>
+          <w:rFonts w:ascii="Times New Roman" w:hAnsi="Times New Roman"/>
+          <w:i/>
+          <w:color w:val="FF0000"/>
+          <w:sz w:val="24"/>
+        </w:rPr>
+        <w:t>Тропар (г. 4):</w:t>
+      </w:r>
+      <w:r>
+        <w:rPr>
+          <w:rFonts w:ascii="Times New Roman" w:hAnsi="Times New Roman"/>
+          <w:color w:val="FF0000"/>
+          <w:sz w:val="24"/>
+        </w:rPr>
+        <w:t xml:space="preserve"> </w:t>
+      </w:r>
+      <w:r>
+        <w:rPr>
+          <w:rFonts w:ascii="Times New Roman" w:hAnsi="Times New Roman"/>
+          <w:color w:val="000000"/>
+          <w:sz w:val="24"/>
+        </w:rPr>
+        <w:t xml:space="preserve">Господи слави і всіх Сотворителю,* ти явив у світі страстотерпців і мучеників,* прикрашених добрими ділами,* що приймають непереможну перемогу. </w:t>
+      </w:r>
+    </w:p>
+    <w:p>
+      <w:pPr/>
+      <w:r>
+        <w:rPr>
+          <w:rFonts w:ascii="Times New Roman" w:hAnsi="Times New Roman"/>
+          <w:i/>
+          <w:color w:val="FF0000"/>
+          <w:sz w:val="24"/>
+        </w:rPr>
+        <w:t>Тропар (г. 8):</w:t>
+      </w:r>
+      <w:r>
+        <w:rPr>
+          <w:rFonts w:ascii="Times New Roman" w:hAnsi="Times New Roman"/>
+          <w:color w:val="FF0000"/>
+          <w:sz w:val="24"/>
+        </w:rPr>
+        <w:t xml:space="preserve"> </w:t>
+      </w:r>
+      <w:r>
+        <w:rPr>
+          <w:rFonts w:ascii="Times New Roman" w:hAnsi="Times New Roman"/>
+          <w:color w:val="000000"/>
+          <w:sz w:val="24"/>
+        </w:rPr>
+        <w:t>Православ’я наставнику, благочестя учителю* і чистоти вселенної світильнику,* монахів богонатхненна прикрасо, Теодоре премудрий,* ученням твоїм ти все просвітив, сопілко духовна.* Моли Христа Бога, щоб спаслися душі наші.</w:t>
+      </w:r>
+    </w:p>
+    <w:p>
+      <w:pPr/>
+      <w:r>
+        <w:rPr>
+          <w:b/>
+        </w:rPr>
+        <w:t xml:space="preserve">І нині: </w:t>
+      </w:r>
+      <w:r>
+        <w:rPr/>
+        <w:t>богородичний</w:t>
+      </w:r>
+    </w:p>
+    <w:p>
       <w:pPr>
         <w:pStyle w:val="Heading3"/>
         <w:spacing w:after="120" w:before="0" w:lineRule="auto"/>
@@ -12779,6 +13054,75 @@
       </w:r>
     </w:p>
     <w:p>
+      <w:pPr/>
+      <w:r>
+        <w:rPr>
+          <w:rFonts w:ascii="Times New Roman" w:hAnsi="Times New Roman"/>
+          <w:i/>
+          <w:color w:val="FF0000"/>
+          <w:sz w:val="24"/>
+        </w:rPr>
+        <w:t>Тропар (г. 4):</w:t>
+      </w:r>
+      <w:r>
+        <w:rPr>
+          <w:rFonts w:ascii="Times New Roman" w:hAnsi="Times New Roman"/>
+          <w:color w:val="FF0000"/>
+          <w:sz w:val="24"/>
+        </w:rPr>
+        <w:t xml:space="preserve"> </w:t>
+      </w:r>
+      <w:r>
+        <w:rPr>
+          <w:rFonts w:ascii="Times New Roman" w:hAnsi="Times New Roman"/>
+          <w:color w:val="000000"/>
+          <w:sz w:val="24"/>
+        </w:rPr>
+        <w:t xml:space="preserve">Господи слави і всіх Сотворителю,* ти явив у світі страстотерпців і мучеників,* прикрашених добрими ділами,* що приймають непереможну перемогу. </w:t>
+      </w:r>
+    </w:p>
+    <w:p>
+      <w:pPr/>
+      <w:r>
+        <w:rPr>
+          <w:rFonts w:ascii="Times New Roman" w:hAnsi="Times New Roman"/>
+          <w:i/>
+          <w:color w:val="FF0000"/>
+          <w:sz w:val="24"/>
+        </w:rPr>
+        <w:t>Тропар (г. 8):</w:t>
+      </w:r>
+      <w:r>
+        <w:rPr>
+          <w:rFonts w:ascii="Times New Roman" w:hAnsi="Times New Roman"/>
+          <w:color w:val="FF0000"/>
+          <w:sz w:val="24"/>
+        </w:rPr>
+        <w:t xml:space="preserve"> </w:t>
+      </w:r>
+      <w:r>
+        <w:rPr>
+          <w:rFonts w:ascii="Times New Roman" w:hAnsi="Times New Roman"/>
+          <w:color w:val="000000"/>
+          <w:sz w:val="24"/>
+        </w:rPr>
+        <w:t>Православ’я наставнику, благочестя учителю* і чистоти вселенної світильнику,* монахів богонатхненна прикрасо, Теодоре премудрий,* ученням твоїм ти все просвітив, сопілко духовна.* Моли Христа Бога, щоб спаслися душі наші.</w:t>
+      </w:r>
+    </w:p>
+    <w:p>
+      <w:pPr/>
+      <w:r>
+        <w:rPr>
+          <w:b/>
+        </w:rPr>
+        <w:t xml:space="preserve">І нині: </w:t>
+      </w:r>
+      <w:r>
+        <w:rPr/>
+        <w:t>богородичний</w:t>
+      </w:r>
+    </w:p>
+    <w:p>
       <w:pPr>
         <w:pStyle w:val="Heading3"/>
         <w:spacing w:after="120" w:before="0" w:lineRule="auto"/>
@@ -13162,6 +13506,75 @@
       </w:r>
     </w:p>
     <w:p>
+      <w:pPr/>
+      <w:r>
+        <w:rPr>
+          <w:rFonts w:ascii="Times New Roman" w:hAnsi="Times New Roman"/>
+          <w:i/>
+          <w:color w:val="FF0000"/>
+          <w:sz w:val="24"/>
+        </w:rPr>
+        <w:t>Тропар (г. 4):</w:t>
+      </w:r>
+      <w:r>
+        <w:rPr>
+          <w:rFonts w:ascii="Times New Roman" w:hAnsi="Times New Roman"/>
+          <w:color w:val="FF0000"/>
+          <w:sz w:val="24"/>
+        </w:rPr>
+        <w:t xml:space="preserve"> </w:t>
+      </w:r>
+      <w:r>
+        <w:rPr>
+          <w:rFonts w:ascii="Times New Roman" w:hAnsi="Times New Roman"/>
+          <w:color w:val="000000"/>
+          <w:sz w:val="24"/>
+        </w:rPr>
+        <w:t xml:space="preserve">Господи слави і всіх Сотворителю,* ти явив у світі страстотерпців і мучеників,* прикрашених добрими ділами,* що приймають непереможну перемогу. </w:t>
+      </w:r>
+    </w:p>
+    <w:p>
+      <w:pPr/>
+      <w:r>
+        <w:rPr>
+          <w:rFonts w:ascii="Times New Roman" w:hAnsi="Times New Roman"/>
+          <w:i/>
+          <w:color w:val="FF0000"/>
+          <w:sz w:val="24"/>
+        </w:rPr>
+        <w:t>Тропар (г. 8):</w:t>
+      </w:r>
+      <w:r>
+        <w:rPr>
+          <w:rFonts w:ascii="Times New Roman" w:hAnsi="Times New Roman"/>
+          <w:color w:val="FF0000"/>
+          <w:sz w:val="24"/>
+        </w:rPr>
+        <w:t xml:space="preserve"> </w:t>
+      </w:r>
+      <w:r>
+        <w:rPr>
+          <w:rFonts w:ascii="Times New Roman" w:hAnsi="Times New Roman"/>
+          <w:color w:val="000000"/>
+          <w:sz w:val="24"/>
+        </w:rPr>
+        <w:t>Православ’я наставнику, благочестя учителю* і чистоти вселенної світильнику,* монахів богонатхненна прикрасо, Теодоре премудрий,* ученням твоїм ти все просвітив, сопілко духовна.* Моли Христа Бога, щоб спаслися душі наші.</w:t>
+      </w:r>
+    </w:p>
+    <w:p>
+      <w:pPr/>
+      <w:r>
+        <w:rPr>
+          <w:b/>
+        </w:rPr>
+        <w:t xml:space="preserve">І нині: </w:t>
+      </w:r>
+      <w:r>
+        <w:rPr/>
+        <w:t>богородичний</w:t>
+      </w:r>
+    </w:p>
+    <w:p>
       <w:pPr>
         <w:pStyle w:val="Heading3"/>
         <w:spacing w:after="120" w:before="0" w:lineRule="auto"/>
@@ -14072,6 +14485,75 @@
         <w:rPr>
           <w:rtl w:val="0"/>
         </w:rPr>
+      </w:r>
+    </w:p>
+    <w:p>
+      <w:pPr/>
+      <w:r>
+        <w:rPr>
+          <w:rFonts w:ascii="Times New Roman" w:hAnsi="Times New Roman"/>
+          <w:i/>
+          <w:color w:val="FF0000"/>
+          <w:sz w:val="24"/>
+        </w:rPr>
+        <w:t>Тропар (г. 4):</w:t>
+      </w:r>
+      <w:r>
+        <w:rPr>
+          <w:rFonts w:ascii="Times New Roman" w:hAnsi="Times New Roman"/>
+          <w:color w:val="FF0000"/>
+          <w:sz w:val="24"/>
+        </w:rPr>
+        <w:t xml:space="preserve"> </w:t>
+      </w:r>
+      <w:r>
+        <w:rPr>
+          <w:rFonts w:ascii="Times New Roman" w:hAnsi="Times New Roman"/>
+          <w:color w:val="000000"/>
+          <w:sz w:val="24"/>
+        </w:rPr>
+        <w:t xml:space="preserve">Господи слави і всіх Сотворителю,* ти явив у світі страстотерпців і мучеників,* прикрашених добрими ділами,* що приймають непереможну перемогу. </w:t>
+      </w:r>
+    </w:p>
+    <w:p>
+      <w:pPr/>
+      <w:r>
+        <w:rPr>
+          <w:rFonts w:ascii="Times New Roman" w:hAnsi="Times New Roman"/>
+          <w:i/>
+          <w:color w:val="FF0000"/>
+          <w:sz w:val="24"/>
+        </w:rPr>
+        <w:t>Тропар (г. 8):</w:t>
+      </w:r>
+      <w:r>
+        <w:rPr>
+          <w:rFonts w:ascii="Times New Roman" w:hAnsi="Times New Roman"/>
+          <w:color w:val="FF0000"/>
+          <w:sz w:val="24"/>
+        </w:rPr>
+        <w:t xml:space="preserve"> </w:t>
+      </w:r>
+      <w:r>
+        <w:rPr>
+          <w:rFonts w:ascii="Times New Roman" w:hAnsi="Times New Roman"/>
+          <w:color w:val="000000"/>
+          <w:sz w:val="24"/>
+        </w:rPr>
+        <w:t>Православ’я наставнику, благочестя учителю* і чистоти вселенної світильнику,* монахів богонатхненна прикрасо, Теодоре премудрий,* ученням твоїм ти все просвітив, сопілко духовна.* Моли Христа Бога, щоб спаслися душі наші.</w:t>
+      </w:r>
+    </w:p>
+    <w:p>
+      <w:pPr/>
+      <w:r>
+        <w:rPr>
+          <w:b/>
+        </w:rPr>
+        <w:t xml:space="preserve">І нині: </w:t>
+      </w:r>
+      <w:r>
+        <w:rPr/>
+        <w:t>богородичний</w:t>
       </w:r>
     </w:p>
     <w:p>
@@ -17365,6 +17847,75 @@
         <w:rPr>
           <w:rtl w:val="0"/>
         </w:rPr>
+      </w:r>
+    </w:p>
+    <w:p>
+      <w:pPr/>
+      <w:r>
+        <w:rPr>
+          <w:rFonts w:ascii="Times New Roman" w:hAnsi="Times New Roman"/>
+          <w:i/>
+          <w:color w:val="FF0000"/>
+          <w:sz w:val="24"/>
+        </w:rPr>
+        <w:t>Тропар (г. 4):</w:t>
+      </w:r>
+      <w:r>
+        <w:rPr>
+          <w:rFonts w:ascii="Times New Roman" w:hAnsi="Times New Roman"/>
+          <w:color w:val="FF0000"/>
+          <w:sz w:val="24"/>
+        </w:rPr>
+        <w:t xml:space="preserve"> </w:t>
+      </w:r>
+      <w:r>
+        <w:rPr>
+          <w:rFonts w:ascii="Times New Roman" w:hAnsi="Times New Roman"/>
+          <w:color w:val="000000"/>
+          <w:sz w:val="24"/>
+        </w:rPr>
+        <w:t xml:space="preserve">Господи слави і всіх Сотворителю,* ти явив у світі страстотерпців і мучеників,* прикрашених добрими ділами,* що приймають непереможну перемогу. </w:t>
+      </w:r>
+    </w:p>
+    <w:p>
+      <w:pPr/>
+      <w:r>
+        <w:rPr>
+          <w:rFonts w:ascii="Times New Roman" w:hAnsi="Times New Roman"/>
+          <w:i/>
+          <w:color w:val="FF0000"/>
+          <w:sz w:val="24"/>
+        </w:rPr>
+        <w:t>Тропар (г. 8):</w:t>
+      </w:r>
+      <w:r>
+        <w:rPr>
+          <w:rFonts w:ascii="Times New Roman" w:hAnsi="Times New Roman"/>
+          <w:color w:val="FF0000"/>
+          <w:sz w:val="24"/>
+        </w:rPr>
+        <w:t xml:space="preserve"> </w:t>
+      </w:r>
+      <w:r>
+        <w:rPr>
+          <w:rFonts w:ascii="Times New Roman" w:hAnsi="Times New Roman"/>
+          <w:color w:val="000000"/>
+          <w:sz w:val="24"/>
+        </w:rPr>
+        <w:t>Православ’я наставнику, благочестя учителю* і чистоти вселенної світильнику,* монахів богонатхненна прикрасо, Теодоре премудрий,* ученням твоїм ти все просвітив, сопілко духовна.* Моли Христа Бога, щоб спаслися душі наші.</w:t>
+      </w:r>
+    </w:p>
+    <w:p>
+      <w:pPr/>
+      <w:r>
+        <w:rPr>
+          <w:b/>
+        </w:rPr>
+        <w:t xml:space="preserve">І нині: </w:t>
+      </w:r>
+      <w:r>
+        <w:rPr/>
+        <w:t>богородичний</w:t>
       </w:r>
     </w:p>
     <w:p>

--- a/flow/20230914_vu_template/drafts/2023-11-u/11-СБ-мчч.Мини, Віктора.docx
+++ b/flow/20230914_vu_template/drafts/2023-11-u/11-СБ-мчч.Мини, Віктора.docx
@@ -5856,75 +5856,6 @@
       </w:r>
     </w:p>
     <w:p>
-      <w:pPr/>
-      <w:r>
-        <w:rPr>
-          <w:rFonts w:ascii="Times New Roman" w:hAnsi="Times New Roman"/>
-          <w:i/>
-          <w:color w:val="FF0000"/>
-          <w:sz w:val="24"/>
-        </w:rPr>
-        <w:t>Тропар (г. 4):</w:t>
-      </w:r>
-      <w:r>
-        <w:rPr>
-          <w:rFonts w:ascii="Times New Roman" w:hAnsi="Times New Roman"/>
-          <w:color w:val="FF0000"/>
-          <w:sz w:val="24"/>
-        </w:rPr>
-        <w:t xml:space="preserve"> </w:t>
-      </w:r>
-      <w:r>
-        <w:rPr>
-          <w:rFonts w:ascii="Times New Roman" w:hAnsi="Times New Roman"/>
-          <w:color w:val="000000"/>
-          <w:sz w:val="24"/>
-        </w:rPr>
-        <w:t xml:space="preserve">Господи слави і всіх Сотворителю,* ти явив у світі страстотерпців і мучеників,* прикрашених добрими ділами,* що приймають непереможну перемогу. </w:t>
-      </w:r>
-    </w:p>
-    <w:p>
-      <w:pPr/>
-      <w:r>
-        <w:rPr>
-          <w:rFonts w:ascii="Times New Roman" w:hAnsi="Times New Roman"/>
-          <w:i/>
-          <w:color w:val="FF0000"/>
-          <w:sz w:val="24"/>
-        </w:rPr>
-        <w:t>Тропар (г. 8):</w:t>
-      </w:r>
-      <w:r>
-        <w:rPr>
-          <w:rFonts w:ascii="Times New Roman" w:hAnsi="Times New Roman"/>
-          <w:color w:val="FF0000"/>
-          <w:sz w:val="24"/>
-        </w:rPr>
-        <w:t xml:space="preserve"> </w:t>
-      </w:r>
-      <w:r>
-        <w:rPr>
-          <w:rFonts w:ascii="Times New Roman" w:hAnsi="Times New Roman"/>
-          <w:color w:val="000000"/>
-          <w:sz w:val="24"/>
-        </w:rPr>
-        <w:t>Православ’я наставнику, благочестя учителю* і чистоти вселенної світильнику,* монахів богонатхненна прикрасо, Теодоре премудрий,* ученням твоїм ти все просвітив, сопілко духовна.* Моли Христа Бога, щоб спаслися душі наші.</w:t>
-      </w:r>
-    </w:p>
-    <w:p>
-      <w:pPr/>
-      <w:r>
-        <w:rPr>
-          <w:b/>
-        </w:rPr>
-        <w:t xml:space="preserve">І нині: </w:t>
-      </w:r>
-      <w:r>
-        <w:rPr/>
-        <w:t>богородичний</w:t>
-      </w:r>
-    </w:p>
-    <w:p>
       <w:pPr>
         <w:pStyle w:val="Heading3"/>
         <w:spacing w:after="120" w:before="0" w:lineRule="auto"/>
@@ -6471,75 +6402,6 @@
         <w:rPr>
           <w:rtl w:val="0"/>
         </w:rPr>
-      </w:r>
-    </w:p>
-    <w:p>
-      <w:pPr/>
-      <w:r>
-        <w:rPr>
-          <w:rFonts w:ascii="Times New Roman" w:hAnsi="Times New Roman"/>
-          <w:i/>
-          <w:color w:val="FF0000"/>
-          <w:sz w:val="24"/>
-        </w:rPr>
-        <w:t>Тропар (г. 4):</w:t>
-      </w:r>
-      <w:r>
-        <w:rPr>
-          <w:rFonts w:ascii="Times New Roman" w:hAnsi="Times New Roman"/>
-          <w:color w:val="FF0000"/>
-          <w:sz w:val="24"/>
-        </w:rPr>
-        <w:t xml:space="preserve"> </w:t>
-      </w:r>
-      <w:r>
-        <w:rPr>
-          <w:rFonts w:ascii="Times New Roman" w:hAnsi="Times New Roman"/>
-          <w:color w:val="000000"/>
-          <w:sz w:val="24"/>
-        </w:rPr>
-        <w:t xml:space="preserve">Господи слави і всіх Сотворителю,* ти явив у світі страстотерпців і мучеників,* прикрашених добрими ділами,* що приймають непереможну перемогу. </w:t>
-      </w:r>
-    </w:p>
-    <w:p>
-      <w:pPr/>
-      <w:r>
-        <w:rPr>
-          <w:rFonts w:ascii="Times New Roman" w:hAnsi="Times New Roman"/>
-          <w:i/>
-          <w:color w:val="FF0000"/>
-          <w:sz w:val="24"/>
-        </w:rPr>
-        <w:t>Тропар (г. 8):</w:t>
-      </w:r>
-      <w:r>
-        <w:rPr>
-          <w:rFonts w:ascii="Times New Roman" w:hAnsi="Times New Roman"/>
-          <w:color w:val="FF0000"/>
-          <w:sz w:val="24"/>
-        </w:rPr>
-        <w:t xml:space="preserve"> </w:t>
-      </w:r>
-      <w:r>
-        <w:rPr>
-          <w:rFonts w:ascii="Times New Roman" w:hAnsi="Times New Roman"/>
-          <w:color w:val="000000"/>
-          <w:sz w:val="24"/>
-        </w:rPr>
-        <w:t>Православ’я наставнику, благочестя учителю* і чистоти вселенної світильнику,* монахів богонатхненна прикрасо, Теодоре премудрий,* ученням твоїм ти все просвітив, сопілко духовна.* Моли Христа Бога, щоб спаслися душі наші.</w:t>
-      </w:r>
-    </w:p>
-    <w:p>
-      <w:pPr/>
-      <w:r>
-        <w:rPr>
-          <w:b/>
-        </w:rPr>
-        <w:t xml:space="preserve">І нині: </w:t>
-      </w:r>
-      <w:r>
-        <w:rPr/>
-        <w:t>богородичний</w:t>
       </w:r>
     </w:p>
     <w:p>
@@ -11050,9 +10912,10 @@
           <w:rFonts w:ascii="Times New Roman" w:cs="Times New Roman" w:eastAsia="Times New Roman" w:hAnsi="Times New Roman"/>
           <w:i w:val="1"/>
           <w:color w:val="ff0000"/>
-          <w:rtl w:val="0"/>
-        </w:rPr>
-        <w:t>4</w:t>
+          <w:highlight w:val="yellow"/>
+          <w:rtl w:val="0"/>
+        </w:rPr>
+        <w:t xml:space="preserve">???</w:t>
       </w:r>
       <w:r>
         <w:rPr>
@@ -11444,75 +11307,6 @@
       </w:r>
     </w:p>
     <w:p>
-      <w:pPr/>
-      <w:r>
-        <w:rPr>
-          <w:rFonts w:ascii="Times New Roman" w:hAnsi="Times New Roman"/>
-          <w:i/>
-          <w:color w:val="FF0000"/>
-          <w:sz w:val="24"/>
-        </w:rPr>
-        <w:t>Тропар (г. 4):</w:t>
-      </w:r>
-      <w:r>
-        <w:rPr>
-          <w:rFonts w:ascii="Times New Roman" w:hAnsi="Times New Roman"/>
-          <w:color w:val="FF0000"/>
-          <w:sz w:val="24"/>
-        </w:rPr>
-        <w:t xml:space="preserve"> </w:t>
-      </w:r>
-      <w:r>
-        <w:rPr>
-          <w:rFonts w:ascii="Times New Roman" w:hAnsi="Times New Roman"/>
-          <w:color w:val="000000"/>
-          <w:sz w:val="24"/>
-        </w:rPr>
-        <w:t xml:space="preserve">Господи слави і всіх Сотворителю,* ти явив у світі страстотерпців і мучеників,* прикрашених добрими ділами,* що приймають непереможну перемогу. </w:t>
-      </w:r>
-    </w:p>
-    <w:p>
-      <w:pPr/>
-      <w:r>
-        <w:rPr>
-          <w:rFonts w:ascii="Times New Roman" w:hAnsi="Times New Roman"/>
-          <w:i/>
-          <w:color w:val="FF0000"/>
-          <w:sz w:val="24"/>
-        </w:rPr>
-        <w:t>Тропар (г. 8):</w:t>
-      </w:r>
-      <w:r>
-        <w:rPr>
-          <w:rFonts w:ascii="Times New Roman" w:hAnsi="Times New Roman"/>
-          <w:color w:val="FF0000"/>
-          <w:sz w:val="24"/>
-        </w:rPr>
-        <w:t xml:space="preserve"> </w:t>
-      </w:r>
-      <w:r>
-        <w:rPr>
-          <w:rFonts w:ascii="Times New Roman" w:hAnsi="Times New Roman"/>
-          <w:color w:val="000000"/>
-          <w:sz w:val="24"/>
-        </w:rPr>
-        <w:t>Православ’я наставнику, благочестя учителю* і чистоти вселенної світильнику,* монахів богонатхненна прикрасо, Теодоре премудрий,* ученням твоїм ти все просвітив, сопілко духовна.* Моли Христа Бога, щоб спаслися душі наші.</w:t>
-      </w:r>
-    </w:p>
-    <w:p>
-      <w:pPr/>
-      <w:r>
-        <w:rPr>
-          <w:b/>
-        </w:rPr>
-        <w:t xml:space="preserve">І нині: </w:t>
-      </w:r>
-      <w:r>
-        <w:rPr/>
-        <w:t>богородичний</w:t>
-      </w:r>
-    </w:p>
-    <w:p>
       <w:pPr>
         <w:pStyle w:val="Heading3"/>
         <w:spacing w:after="120" w:before="0" w:lineRule="auto"/>
@@ -11987,75 +11781,6 @@
       </w:r>
     </w:p>
     <w:p>
-      <w:pPr/>
-      <w:r>
-        <w:rPr>
-          <w:rFonts w:ascii="Times New Roman" w:hAnsi="Times New Roman"/>
-          <w:i/>
-          <w:color w:val="FF0000"/>
-          <w:sz w:val="24"/>
-        </w:rPr>
-        <w:t>Тропар (г. 4):</w:t>
-      </w:r>
-      <w:r>
-        <w:rPr>
-          <w:rFonts w:ascii="Times New Roman" w:hAnsi="Times New Roman"/>
-          <w:color w:val="FF0000"/>
-          <w:sz w:val="24"/>
-        </w:rPr>
-        <w:t xml:space="preserve"> </w:t>
-      </w:r>
-      <w:r>
-        <w:rPr>
-          <w:rFonts w:ascii="Times New Roman" w:hAnsi="Times New Roman"/>
-          <w:color w:val="000000"/>
-          <w:sz w:val="24"/>
-        </w:rPr>
-        <w:t xml:space="preserve">Господи слави і всіх Сотворителю,* ти явив у світі страстотерпців і мучеників,* прикрашених добрими ділами,* що приймають непереможну перемогу. </w:t>
-      </w:r>
-    </w:p>
-    <w:p>
-      <w:pPr/>
-      <w:r>
-        <w:rPr>
-          <w:rFonts w:ascii="Times New Roman" w:hAnsi="Times New Roman"/>
-          <w:i/>
-          <w:color w:val="FF0000"/>
-          <w:sz w:val="24"/>
-        </w:rPr>
-        <w:t>Тропар (г. 8):</w:t>
-      </w:r>
-      <w:r>
-        <w:rPr>
-          <w:rFonts w:ascii="Times New Roman" w:hAnsi="Times New Roman"/>
-          <w:color w:val="FF0000"/>
-          <w:sz w:val="24"/>
-        </w:rPr>
-        <w:t xml:space="preserve"> </w:t>
-      </w:r>
-      <w:r>
-        <w:rPr>
-          <w:rFonts w:ascii="Times New Roman" w:hAnsi="Times New Roman"/>
-          <w:color w:val="000000"/>
-          <w:sz w:val="24"/>
-        </w:rPr>
-        <w:t>Православ’я наставнику, благочестя учителю* і чистоти вселенної світильнику,* монахів богонатхненна прикрасо, Теодоре премудрий,* ученням твоїм ти все просвітив, сопілко духовна.* Моли Христа Бога, щоб спаслися душі наші.</w:t>
-      </w:r>
-    </w:p>
-    <w:p>
-      <w:pPr/>
-      <w:r>
-        <w:rPr>
-          <w:b/>
-        </w:rPr>
-        <w:t xml:space="preserve">І нині: </w:t>
-      </w:r>
-      <w:r>
-        <w:rPr/>
-        <w:t>богородичний</w:t>
-      </w:r>
-    </w:p>
-    <w:p>
       <w:pPr>
         <w:pStyle w:val="Heading3"/>
         <w:spacing w:after="120" w:before="0" w:lineRule="auto"/>
@@ -13054,75 +12779,6 @@
       </w:r>
     </w:p>
     <w:p>
-      <w:pPr/>
-      <w:r>
-        <w:rPr>
-          <w:rFonts w:ascii="Times New Roman" w:hAnsi="Times New Roman"/>
-          <w:i/>
-          <w:color w:val="FF0000"/>
-          <w:sz w:val="24"/>
-        </w:rPr>
-        <w:t>Тропар (г. 4):</w:t>
-      </w:r>
-      <w:r>
-        <w:rPr>
-          <w:rFonts w:ascii="Times New Roman" w:hAnsi="Times New Roman"/>
-          <w:color w:val="FF0000"/>
-          <w:sz w:val="24"/>
-        </w:rPr>
-        <w:t xml:space="preserve"> </w:t>
-      </w:r>
-      <w:r>
-        <w:rPr>
-          <w:rFonts w:ascii="Times New Roman" w:hAnsi="Times New Roman"/>
-          <w:color w:val="000000"/>
-          <w:sz w:val="24"/>
-        </w:rPr>
-        <w:t xml:space="preserve">Господи слави і всіх Сотворителю,* ти явив у світі страстотерпців і мучеників,* прикрашених добрими ділами,* що приймають непереможну перемогу. </w:t>
-      </w:r>
-    </w:p>
-    <w:p>
-      <w:pPr/>
-      <w:r>
-        <w:rPr>
-          <w:rFonts w:ascii="Times New Roman" w:hAnsi="Times New Roman"/>
-          <w:i/>
-          <w:color w:val="FF0000"/>
-          <w:sz w:val="24"/>
-        </w:rPr>
-        <w:t>Тропар (г. 8):</w:t>
-      </w:r>
-      <w:r>
-        <w:rPr>
-          <w:rFonts w:ascii="Times New Roman" w:hAnsi="Times New Roman"/>
-          <w:color w:val="FF0000"/>
-          <w:sz w:val="24"/>
-        </w:rPr>
-        <w:t xml:space="preserve"> </w:t>
-      </w:r>
-      <w:r>
-        <w:rPr>
-          <w:rFonts w:ascii="Times New Roman" w:hAnsi="Times New Roman"/>
-          <w:color w:val="000000"/>
-          <w:sz w:val="24"/>
-        </w:rPr>
-        <w:t>Православ’я наставнику, благочестя учителю* і чистоти вселенної світильнику,* монахів богонатхненна прикрасо, Теодоре премудрий,* ученням твоїм ти все просвітив, сопілко духовна.* Моли Христа Бога, щоб спаслися душі наші.</w:t>
-      </w:r>
-    </w:p>
-    <w:p>
-      <w:pPr/>
-      <w:r>
-        <w:rPr>
-          <w:b/>
-        </w:rPr>
-        <w:t xml:space="preserve">І нині: </w:t>
-      </w:r>
-      <w:r>
-        <w:rPr/>
-        <w:t>богородичний</w:t>
-      </w:r>
-    </w:p>
-    <w:p>
       <w:pPr>
         <w:pStyle w:val="Heading3"/>
         <w:spacing w:after="120" w:before="0" w:lineRule="auto"/>
@@ -13506,75 +13162,6 @@
       </w:r>
     </w:p>
     <w:p>
-      <w:pPr/>
-      <w:r>
-        <w:rPr>
-          <w:rFonts w:ascii="Times New Roman" w:hAnsi="Times New Roman"/>
-          <w:i/>
-          <w:color w:val="FF0000"/>
-          <w:sz w:val="24"/>
-        </w:rPr>
-        <w:t>Тропар (г. 4):</w:t>
-      </w:r>
-      <w:r>
-        <w:rPr>
-          <w:rFonts w:ascii="Times New Roman" w:hAnsi="Times New Roman"/>
-          <w:color w:val="FF0000"/>
-          <w:sz w:val="24"/>
-        </w:rPr>
-        <w:t xml:space="preserve"> </w:t>
-      </w:r>
-      <w:r>
-        <w:rPr>
-          <w:rFonts w:ascii="Times New Roman" w:hAnsi="Times New Roman"/>
-          <w:color w:val="000000"/>
-          <w:sz w:val="24"/>
-        </w:rPr>
-        <w:t xml:space="preserve">Господи слави і всіх Сотворителю,* ти явив у світі страстотерпців і мучеників,* прикрашених добрими ділами,* що приймають непереможну перемогу. </w:t>
-      </w:r>
-    </w:p>
-    <w:p>
-      <w:pPr/>
-      <w:r>
-        <w:rPr>
-          <w:rFonts w:ascii="Times New Roman" w:hAnsi="Times New Roman"/>
-          <w:i/>
-          <w:color w:val="FF0000"/>
-          <w:sz w:val="24"/>
-        </w:rPr>
-        <w:t>Тропар (г. 8):</w:t>
-      </w:r>
-      <w:r>
-        <w:rPr>
-          <w:rFonts w:ascii="Times New Roman" w:hAnsi="Times New Roman"/>
-          <w:color w:val="FF0000"/>
-          <w:sz w:val="24"/>
-        </w:rPr>
-        <w:t xml:space="preserve"> </w:t>
-      </w:r>
-      <w:r>
-        <w:rPr>
-          <w:rFonts w:ascii="Times New Roman" w:hAnsi="Times New Roman"/>
-          <w:color w:val="000000"/>
-          <w:sz w:val="24"/>
-        </w:rPr>
-        <w:t>Православ’я наставнику, благочестя учителю* і чистоти вселенної світильнику,* монахів богонатхненна прикрасо, Теодоре премудрий,* ученням твоїм ти все просвітив, сопілко духовна.* Моли Христа Бога, щоб спаслися душі наші.</w:t>
-      </w:r>
-    </w:p>
-    <w:p>
-      <w:pPr/>
-      <w:r>
-        <w:rPr>
-          <w:b/>
-        </w:rPr>
-        <w:t xml:space="preserve">І нині: </w:t>
-      </w:r>
-      <w:r>
-        <w:rPr/>
-        <w:t>богородичний</w:t>
-      </w:r>
-    </w:p>
-    <w:p>
       <w:pPr>
         <w:pStyle w:val="Heading3"/>
         <w:spacing w:after="120" w:before="0" w:lineRule="auto"/>
@@ -14485,75 +14072,6 @@
         <w:rPr>
           <w:rtl w:val="0"/>
         </w:rPr>
-      </w:r>
-    </w:p>
-    <w:p>
-      <w:pPr/>
-      <w:r>
-        <w:rPr>
-          <w:rFonts w:ascii="Times New Roman" w:hAnsi="Times New Roman"/>
-          <w:i/>
-          <w:color w:val="FF0000"/>
-          <w:sz w:val="24"/>
-        </w:rPr>
-        <w:t>Тропар (г. 4):</w:t>
-      </w:r>
-      <w:r>
-        <w:rPr>
-          <w:rFonts w:ascii="Times New Roman" w:hAnsi="Times New Roman"/>
-          <w:color w:val="FF0000"/>
-          <w:sz w:val="24"/>
-        </w:rPr>
-        <w:t xml:space="preserve"> </w:t>
-      </w:r>
-      <w:r>
-        <w:rPr>
-          <w:rFonts w:ascii="Times New Roman" w:hAnsi="Times New Roman"/>
-          <w:color w:val="000000"/>
-          <w:sz w:val="24"/>
-        </w:rPr>
-        <w:t xml:space="preserve">Господи слави і всіх Сотворителю,* ти явив у світі страстотерпців і мучеників,* прикрашених добрими ділами,* що приймають непереможну перемогу. </w:t>
-      </w:r>
-    </w:p>
-    <w:p>
-      <w:pPr/>
-      <w:r>
-        <w:rPr>
-          <w:rFonts w:ascii="Times New Roman" w:hAnsi="Times New Roman"/>
-          <w:i/>
-          <w:color w:val="FF0000"/>
-          <w:sz w:val="24"/>
-        </w:rPr>
-        <w:t>Тропар (г. 8):</w:t>
-      </w:r>
-      <w:r>
-        <w:rPr>
-          <w:rFonts w:ascii="Times New Roman" w:hAnsi="Times New Roman"/>
-          <w:color w:val="FF0000"/>
-          <w:sz w:val="24"/>
-        </w:rPr>
-        <w:t xml:space="preserve"> </w:t>
-      </w:r>
-      <w:r>
-        <w:rPr>
-          <w:rFonts w:ascii="Times New Roman" w:hAnsi="Times New Roman"/>
-          <w:color w:val="000000"/>
-          <w:sz w:val="24"/>
-        </w:rPr>
-        <w:t>Православ’я наставнику, благочестя учителю* і чистоти вселенної світильнику,* монахів богонатхненна прикрасо, Теодоре премудрий,* ученням твоїм ти все просвітив, сопілко духовна.* Моли Христа Бога, щоб спаслися душі наші.</w:t>
-      </w:r>
-    </w:p>
-    <w:p>
-      <w:pPr/>
-      <w:r>
-        <w:rPr>
-          <w:b/>
-        </w:rPr>
-        <w:t xml:space="preserve">І нині: </w:t>
-      </w:r>
-      <w:r>
-        <w:rPr/>
-        <w:t>богородичний</w:t>
       </w:r>
     </w:p>
     <w:p>
@@ -17847,75 +17365,6 @@
         <w:rPr>
           <w:rtl w:val="0"/>
         </w:rPr>
-      </w:r>
-    </w:p>
-    <w:p>
-      <w:pPr/>
-      <w:r>
-        <w:rPr>
-          <w:rFonts w:ascii="Times New Roman" w:hAnsi="Times New Roman"/>
-          <w:i/>
-          <w:color w:val="FF0000"/>
-          <w:sz w:val="24"/>
-        </w:rPr>
-        <w:t>Тропар (г. 4):</w:t>
-      </w:r>
-      <w:r>
-        <w:rPr>
-          <w:rFonts w:ascii="Times New Roman" w:hAnsi="Times New Roman"/>
-          <w:color w:val="FF0000"/>
-          <w:sz w:val="24"/>
-        </w:rPr>
-        <w:t xml:space="preserve"> </w:t>
-      </w:r>
-      <w:r>
-        <w:rPr>
-          <w:rFonts w:ascii="Times New Roman" w:hAnsi="Times New Roman"/>
-          <w:color w:val="000000"/>
-          <w:sz w:val="24"/>
-        </w:rPr>
-        <w:t xml:space="preserve">Господи слави і всіх Сотворителю,* ти явив у світі страстотерпців і мучеників,* прикрашених добрими ділами,* що приймають непереможну перемогу. </w:t>
-      </w:r>
-    </w:p>
-    <w:p>
-      <w:pPr/>
-      <w:r>
-        <w:rPr>
-          <w:rFonts w:ascii="Times New Roman" w:hAnsi="Times New Roman"/>
-          <w:i/>
-          <w:color w:val="FF0000"/>
-          <w:sz w:val="24"/>
-        </w:rPr>
-        <w:t>Тропар (г. 8):</w:t>
-      </w:r>
-      <w:r>
-        <w:rPr>
-          <w:rFonts w:ascii="Times New Roman" w:hAnsi="Times New Roman"/>
-          <w:color w:val="FF0000"/>
-          <w:sz w:val="24"/>
-        </w:rPr>
-        <w:t xml:space="preserve"> </w:t>
-      </w:r>
-      <w:r>
-        <w:rPr>
-          <w:rFonts w:ascii="Times New Roman" w:hAnsi="Times New Roman"/>
-          <w:color w:val="000000"/>
-          <w:sz w:val="24"/>
-        </w:rPr>
-        <w:t>Православ’я наставнику, благочестя учителю* і чистоти вселенної світильнику,* монахів богонатхненна прикрасо, Теодоре премудрий,* ученням твоїм ти все просвітив, сопілко духовна.* Моли Христа Бога, щоб спаслися душі наші.</w:t>
-      </w:r>
-    </w:p>
-    <w:p>
-      <w:pPr/>
-      <w:r>
-        <w:rPr>
-          <w:b/>
-        </w:rPr>
-        <w:t xml:space="preserve">І нині: </w:t>
-      </w:r>
-      <w:r>
-        <w:rPr/>
-        <w:t>богородичний</w:t>
       </w:r>
     </w:p>
     <w:p>

--- a/flow/20230914_vu_template/drafts/2023-11-u/11-СБ-мчч.Мини, Віктора.docx
+++ b/flow/20230914_vu_template/drafts/2023-11-u/11-СБ-мчч.Мини, Віктора.docx
@@ -4,26 +4,46 @@
   <w:body>
     <w:p>
       <w:r>
+        <w:rPr>
+          <w:rFonts w:ascii="Times New Roman" w:hAnsi="Times New Roman"/>
+          <w:sz w:val="24"/>
+        </w:rPr>
         <w:t>Листопад 11 Субота</w:t>
       </w:r>
     </w:p>
     <w:p>
       <w:r>
+        <w:rPr>
+          <w:rFonts w:ascii="Times New Roman" w:hAnsi="Times New Roman"/>
+          <w:sz w:val="24"/>
+        </w:rPr>
         <w:t>Субота ЯКАСЬ ТАМ</w:t>
       </w:r>
     </w:p>
     <w:p>
       <w:r>
+        <w:rPr>
+          <w:rFonts w:ascii="Times New Roman" w:hAnsi="Times New Roman"/>
+          <w:sz w:val="24"/>
+        </w:rPr>
         <w:t xml:space="preserve">Святих мучеників Мини, Віктора й Вінкентія </w:t>
       </w:r>
     </w:p>
     <w:p>
       <w:r>
+        <w:rPr>
+          <w:rFonts w:ascii="Times New Roman" w:hAnsi="Times New Roman"/>
+          <w:sz w:val="24"/>
+        </w:rPr>
         <w:t xml:space="preserve">Святої мучениці Стефаніди </w:t>
       </w:r>
     </w:p>
     <w:p>
       <w:r>
+        <w:rPr>
+          <w:rFonts w:ascii="Times New Roman" w:hAnsi="Times New Roman"/>
+          <w:sz w:val="24"/>
+        </w:rPr>
         <w:t>Преподобного отця нашого й ісповідника Теодора Студійського</w:t>
       </w:r>
     </w:p>

--- a/flow/20230914_vu_template/drafts/2023-11-u/11-СБ-мчч.Мини, Віктора.docx
+++ b/flow/20230914_vu_template/drafts/2023-11-u/11-СБ-мчч.Мини, Віктора.docx
@@ -17,7 +17,7 @@
           <w:rFonts w:ascii="Times New Roman" w:hAnsi="Times New Roman"/>
           <w:sz w:val="24"/>
         </w:rPr>
-        <w:t>Субота ЯКАСЬ ТАМ</w:t>
+        <w:t>Субота 23 по П'ятидесятниці</w:t>
       </w:r>
     </w:p>
     <w:p>
